--- a/1_Governance_and_Scope/MT-ISMS-POL-001_v1.2_infosec-policy.docx
+++ b/1_Governance_and_Scope/MT-ISMS-POL-001_v1.2_infosec-policy.docx
@@ -574,7 +574,7 @@
               <w:rPr>
                 <w:rFonts w:ascii="Arial" w:hAnsi="Arial" w:cs="Arial"/>
               </w:rPr>
-              <w:t>1.2</w:t>
+              <w:t>1.1</w:t>
             </w:r>
           </w:p>
         </w:tc>
@@ -634,7 +634,7 @@
               <w:rPr>
                 <w:rFonts w:ascii="Arial" w:hAnsi="Arial" w:cs="Arial"/>
               </w:rPr>
-              <w:t>Citation correction: BaFin BAIT, withdrawn when DORA (Reg. (EU) 2022/2554) became applicable on 17 January 2025, replaced with DORA references. No policy requirement or control changed.</w:t>
+              <w:t>Currency update: NIS-2 obligations restated against the BSIG as amended by the NIS-2-Umsetzungsgesetz (BGBl. 2025 I Nr. 301); entity classification corrected to wichtige Einrichtung under Sec. 28(2) BSIG, Anlage 1.</w:t>
             </w:r>
           </w:p>
         </w:tc>
@@ -659,7 +659,7 @@
               <w:rPr>
                 <w:rFonts w:ascii="Arial" w:hAnsi="Arial" w:cs="Arial"/>
               </w:rPr>
-              <w:t>1.1</w:t>
+              <w:t>1.2</w:t>
             </w:r>
           </w:p>
         </w:tc>
@@ -719,7 +719,7 @@
               <w:rPr>
                 <w:rFonts w:ascii="Arial" w:hAnsi="Arial" w:cs="Arial"/>
               </w:rPr>
-              <w:t>Currency update: NIS-2 obligations restated against the BSIG as amended by the NIS-2-Umsetzungsgesetz (BGBl. 2025 I Nr. 301); entity classification corrected to wichtige Einrichtung under Sec. 28(2) BSIG, Anlage 1.</w:t>
+              <w:t>Citation correction: BaFin BAIT, withdrawn when DORA (Reg. (EU) 2022/2554) became applicable on 17 January 2025, replaced with DORA references. No policy requirement or control changed.</w:t>
             </w:r>
           </w:p>
         </w:tc>

--- a/1_Governance_and_Scope/MT-ISMS-POL-001_v1.2_infosec-policy.docx
+++ b/1_Governance_and_Scope/MT-ISMS-POL-001_v1.2_infosec-policy.docx
@@ -177,7 +177,7 @@
               <w:rPr>
                 <w:rFonts w:ascii="Arial" w:hAnsi="Arial" w:cs="Arial"/>
               </w:rPr>
-              <w:t>[Date]</w:t>
+              <w:t>3 March 2026</w:t>
             </w:r>
           </w:p>
         </w:tc>
@@ -267,7 +267,7 @@
               <w:rPr>
                 <w:rFonts w:ascii="Arial" w:hAnsi="Arial" w:cs="Arial"/>
               </w:rPr>
-              <w:t>[Senior GRC Partner Name], CISM, ISO LA</w:t>
+              <w:t>Dr. Andreas Kellermann, CISM, ISO LA</w:t>
             </w:r>
           </w:p>
         </w:tc>
@@ -509,7 +509,7 @@
               <w:rPr>
                 <w:rFonts w:ascii="Arial" w:hAnsi="Arial" w:cs="Arial"/>
               </w:rPr>
-              <w:t>[Date]</w:t>
+              <w:t>4 November 2025</w:t>
             </w:r>
           </w:p>
         </w:tc>
@@ -594,7 +594,7 @@
               <w:rPr>
                 <w:rFonts w:ascii="Arial" w:hAnsi="Arial" w:cs="Arial"/>
               </w:rPr>
-              <w:t>[Date]</w:t>
+              <w:t>14 January 2026</w:t>
             </w:r>
           </w:p>
         </w:tc>
@@ -679,7 +679,7 @@
               <w:rPr>
                 <w:rFonts w:ascii="Arial" w:hAnsi="Arial" w:cs="Arial"/>
               </w:rPr>
-              <w:t>[Date]</w:t>
+              <w:t>3 March 2026</w:t>
             </w:r>
           </w:p>
         </w:tc>
@@ -1210,7 +1210,7 @@
         <w:t xml:space="preserve">Effective: </w:t>
       </w:r>
       <w:r>
-        <w:t>[Date]</w:t>
+        <w:t>3 March 2026</w:t>
       </w:r>
     </w:p>
     <w:p/>
@@ -2435,7 +2435,7 @@
         <w:t>Note on Key Person Risk:</w:t>
       </w:r>
       <w:r>
-        <w:t xml:space="preserve"> The absence of a dedicated full-time CISO is identified as Risk ID HR-003 in the MunichTech GmbH Risk Register (MT-ISMS-RR-001). This risk is actively managed through external GRC advisory engagement and is subject to quarterly executive review.</w:t>
+        <w:t xml:space="preserve"> The absence of a dedicated full-time CISO is identified as Risk ID RR-013 in the MunichTech GmbH Risk Register (MT-ISMS-RR-001). This risk is actively managed through external GRC advisory engagement and is subject to quarterly executive review.</w:t>
       </w:r>
     </w:p>
     <w:p/>
@@ -3570,7 +3570,7 @@
           </w:tcPr>
           <w:p>
             <w:r>
-              <w:t>[Date]</w:t>
+              <w:t>30 April 2027</w:t>
             </w:r>
           </w:p>
         </w:tc>
@@ -3886,7 +3886,7 @@
                     <w:rPr>
                       <w:rFonts w:ascii="Aptos" w:hAnsi="Aptos"/>
                     </w:rPr>
-                    <w:t>[Date]</w:t>
+                    <w:t>2 March 2026</w:t>
                   </w:r>
                 </w:p>
               </w:tc>
@@ -4013,7 +4013,7 @@
                     <w:rPr>
                       <w:rFonts w:ascii="Aptos" w:hAnsi="Aptos"/>
                     </w:rPr>
-                    <w:t>[Senior GRC Partner Name]</w:t>
+                    <w:t>Dr. Andreas Kellermann</w:t>
                   </w:r>
                 </w:p>
               </w:tc>
@@ -4103,7 +4103,7 @@
                     <w:rPr>
                       <w:rFonts w:ascii="Aptos" w:hAnsi="Aptos"/>
                     </w:rPr>
-                    <w:t>[Date]</w:t>
+                    <w:t>2 March 2026</w:t>
                   </w:r>
                 </w:p>
               </w:tc>
@@ -4227,7 +4227,7 @@
                     <w:rPr>
                       <w:rFonts w:ascii="Aptos" w:hAnsi="Aptos"/>
                     </w:rPr>
-                    <w:t>[CEO / Managing Director Name]</w:t>
+                    <w:t>Dr. Katharina Vogt</w:t>
                   </w:r>
                 </w:p>
               </w:tc>
@@ -4319,7 +4319,7 @@
                     <w:rPr>
                       <w:rFonts w:ascii="Aptos" w:hAnsi="Aptos"/>
                     </w:rPr>
-                    <w:t>[Date]</w:t>
+                    <w:t>3 March 2026</w:t>
                   </w:r>
                 </w:p>
               </w:tc>
